--- a/Clients/RGS/RGS-CoManaged-IT-Security-AI-Brief.docx
+++ b/Clients/RGS/RGS-CoManaged-IT-Security-AI-Brief.docx
@@ -6400,7 +6400,7 @@
           <w:sz w:val="22"/>
           <w:szCs w:val="22"/>
         </w:rPr>
-        <w:t xml:space="preserve">Technijian is an Irvine-based IT services company founded in 2000, with a Panchkula, India delivery center for 24/7 follow-the-sun coverage. We are cybersecurity-first (CISSP-led, with our own Security Operations Center) and AI-forward (we build, not just resell). The table maps our service lines to the categories of need a multi-site benefits fiduciary typically has. Which of these apply to you is a discovery question, not an assumption.</w:t>
+        <w:t xml:space="preserve">Technijian is an Irvine-based IT services company founded in 2000, with a Panchkula, India delivery center for 24/7 follow-the-sun coverage. We are cybersecurity-first (CISSP-led, delivering managed detection &amp; response via our My Jian SIEM and CrowdStrike/Huntress MDR partners) and AI-forward (we build, not just resell). The table maps our service lines to the categories of need a multi-site benefits fiduciary typically has. Which of these apply to you is a discovery question, not an assumption.</w:t>
       </w:r>
     </w:p>
     <w:tbl>
@@ -8585,7 +8585,7 @@
                 <w:sz w:val="19"/>
                 <w:szCs w:val="19"/>
               </w:rPr>
-              <w:t xml:space="preserve">24/7 SOC &amp; response</w:t>
+              <w:t xml:space="preserve">24/7 MDR &amp; response</w:t>
             </w:r>
           </w:p>
         </w:tc>
@@ -11168,7 +11168,7 @@
                 <w:sz w:val="19"/>
                 <w:szCs w:val="19"/>
               </w:rPr>
-              <w:t xml:space="preserve">24/7 SOC / managed detection &amp; response</w:t>
+              <w:t xml:space="preserve">24/7 managed detection &amp; response (MDR)</w:t>
             </w:r>
           </w:p>
         </w:tc>
